--- a/Interview-questions/db2-perfomance-tunning.docx
+++ b/Interview-questions/db2-perfomance-tunning.docx
@@ -302,7 +302,23 @@
           <w:rFonts w:asciiTheme="majorHAnsi" w:hAnsiTheme="majorHAnsi" w:cstheme="majorHAnsi"/>
           <w:b/>
         </w:rPr>
-        <w:t>What is an indexspace?</w:t>
+        <w:t xml:space="preserve">What is an </w:t>
+      </w:r>
+      <w:proofErr w:type="spellStart"/>
+      <w:r>
+        <w:rPr>
+          <w:rFonts w:asciiTheme="majorHAnsi" w:hAnsiTheme="majorHAnsi" w:cstheme="majorHAnsi"/>
+          <w:b/>
+        </w:rPr>
+        <w:t>indexspace</w:t>
+      </w:r>
+      <w:proofErr w:type="spellEnd"/>
+      <w:r>
+        <w:rPr>
+          <w:rFonts w:asciiTheme="majorHAnsi" w:hAnsiTheme="majorHAnsi" w:cstheme="majorHAnsi"/>
+          <w:b/>
+        </w:rPr>
+        <w:t>?</w:t>
       </w:r>
     </w:p>
     <w:p>
@@ -6617,7 +6633,21 @@
           <w:rFonts w:asciiTheme="majorHAnsi" w:hAnsiTheme="majorHAnsi" w:cstheme="majorHAnsi"/>
           <w:lang w:val="en-IN"/>
         </w:rPr>
-        <w:t xml:space="preserve">Access type (index scan / table scan) </w:t>
+        <w:t xml:space="preserve">Access </w:t>
+      </w:r>
+      <w:r>
+        <w:rPr>
+          <w:rFonts w:asciiTheme="majorHAnsi" w:hAnsiTheme="majorHAnsi" w:cstheme="majorHAnsi"/>
+          <w:lang w:val="en-IN"/>
+        </w:rPr>
+        <w:t>path</w:t>
+      </w:r>
+      <w:r>
+        <w:rPr>
+          <w:rFonts w:asciiTheme="majorHAnsi" w:hAnsiTheme="majorHAnsi" w:cstheme="majorHAnsi"/>
+          <w:lang w:val="en-IN"/>
+        </w:rPr>
+        <w:t xml:space="preserve"> (index scan / table scan) </w:t>
       </w:r>
     </w:p>
     <w:p>
@@ -7613,6 +7643,13 @@
           <w:lang w:val="en-IN"/>
         </w:rPr>
         <w:t xml:space="preserve"> into the buffer pool in advance, before they are actually requested, to reduce I/O wait time and improve performance.</w:t>
+      </w:r>
+      <w:r>
+        <w:rPr>
+          <w:rFonts w:asciiTheme="majorHAnsi" w:hAnsiTheme="majorHAnsi" w:cstheme="majorHAnsi"/>
+          <w:lang w:val="en-IN"/>
+        </w:rPr>
+        <w:t xml:space="preserve"> </w:t>
       </w:r>
     </w:p>
     <w:p>

--- a/Interview-questions/db2-perfomance-tunning.docx
+++ b/Interview-questions/db2-perfomance-tunning.docx
@@ -3202,17 +3202,8 @@
           <w:rFonts w:asciiTheme="majorHAnsi" w:hAnsiTheme="majorHAnsi" w:cstheme="majorHAnsi"/>
           <w:lang w:val="en-IN"/>
         </w:rPr>
-        <w:t xml:space="preserve">Then check SALARY &gt; 50000 on those </w:t>
-      </w:r>
-      <w:proofErr w:type="gramStart"/>
-      <w:r>
-        <w:rPr>
-          <w:rFonts w:asciiTheme="majorHAnsi" w:hAnsiTheme="majorHAnsi" w:cstheme="majorHAnsi"/>
-          <w:lang w:val="en-IN"/>
-        </w:rPr>
-        <w:t>rows  (</w:t>
-      </w:r>
-      <w:proofErr w:type="gramEnd"/>
+        <w:t>Then check SALARY &gt; 50000 on those rows (</w:t>
+      </w:r>
       <w:r>
         <w:rPr>
           <w:rFonts w:asciiTheme="majorHAnsi" w:hAnsiTheme="majorHAnsi" w:cstheme="majorHAnsi"/>
@@ -8760,6 +8751,138 @@
     </w:p>
     <w:p>
       <w:pPr>
+        <w:numPr>
+          <w:ilvl w:val="0"/>
+          <w:numId w:val="76"/>
+        </w:numPr>
+        <w:tabs>
+          <w:tab w:val="clear" w:pos="720"/>
+          <w:tab w:val="num" w:pos="1440"/>
+        </w:tabs>
+        <w:spacing w:after="0"/>
+        <w:ind w:left="1440"/>
+        <w:rPr>
+          <w:rFonts w:asciiTheme="majorHAnsi" w:hAnsiTheme="majorHAnsi" w:cstheme="majorHAnsi"/>
+          <w:lang w:val="en-IN"/>
+        </w:rPr>
+      </w:pPr>
+      <w:r>
+        <w:rPr>
+          <w:rFonts w:asciiTheme="majorHAnsi" w:hAnsiTheme="majorHAnsi" w:cstheme="majorHAnsi"/>
+          <w:lang w:val="en-IN"/>
+        </w:rPr>
+        <w:t xml:space="preserve">Number of distinct values </w:t>
+      </w:r>
+    </w:p>
+    <w:p>
+      <w:pPr>
+        <w:numPr>
+          <w:ilvl w:val="0"/>
+          <w:numId w:val="76"/>
+        </w:numPr>
+        <w:tabs>
+          <w:tab w:val="clear" w:pos="720"/>
+          <w:tab w:val="num" w:pos="1440"/>
+        </w:tabs>
+        <w:spacing w:after="0"/>
+        <w:ind w:left="1440"/>
+        <w:rPr>
+          <w:rFonts w:asciiTheme="majorHAnsi" w:hAnsiTheme="majorHAnsi" w:cstheme="majorHAnsi"/>
+          <w:lang w:val="en-IN"/>
+        </w:rPr>
+      </w:pPr>
+      <w:r>
+        <w:rPr>
+          <w:rFonts w:asciiTheme="majorHAnsi" w:hAnsiTheme="majorHAnsi" w:cstheme="majorHAnsi"/>
+          <w:lang w:val="en-IN"/>
+        </w:rPr>
+        <w:t xml:space="preserve">Data distribution </w:t>
+      </w:r>
+    </w:p>
+    <w:p>
+      <w:pPr>
+        <w:numPr>
+          <w:ilvl w:val="0"/>
+          <w:numId w:val="76"/>
+        </w:numPr>
+        <w:tabs>
+          <w:tab w:val="clear" w:pos="720"/>
+          <w:tab w:val="num" w:pos="1440"/>
+        </w:tabs>
+        <w:spacing w:after="0"/>
+        <w:ind w:left="1440"/>
+        <w:rPr>
+          <w:rFonts w:asciiTheme="majorHAnsi" w:hAnsiTheme="majorHAnsi" w:cstheme="majorHAnsi"/>
+          <w:lang w:val="en-IN"/>
+        </w:rPr>
+      </w:pPr>
+      <w:r>
+        <w:rPr>
+          <w:rFonts w:asciiTheme="majorHAnsi" w:hAnsiTheme="majorHAnsi" w:cstheme="majorHAnsi"/>
+          <w:lang w:val="en-IN"/>
+        </w:rPr>
+        <w:t>I</w:t>
+      </w:r>
+      <w:r>
+        <w:rPr>
+          <w:rFonts w:asciiTheme="majorHAnsi" w:hAnsiTheme="majorHAnsi" w:cstheme="majorHAnsi"/>
+          <w:lang w:val="en-IN"/>
+        </w:rPr>
+        <w:t xml:space="preserve">ndex statistics </w:t>
+      </w:r>
+    </w:p>
+    <w:p>
+      <w:pPr>
+        <w:numPr>
+          <w:ilvl w:val="0"/>
+          <w:numId w:val="76"/>
+        </w:numPr>
+        <w:tabs>
+          <w:tab w:val="clear" w:pos="720"/>
+          <w:tab w:val="num" w:pos="1440"/>
+        </w:tabs>
+        <w:spacing w:after="0"/>
+        <w:ind w:left="1440"/>
+        <w:rPr>
+          <w:rFonts w:asciiTheme="majorHAnsi" w:hAnsiTheme="majorHAnsi" w:cstheme="majorHAnsi"/>
+          <w:lang w:val="en-IN"/>
+        </w:rPr>
+      </w:pPr>
+      <w:r>
+        <w:rPr>
+          <w:rFonts w:asciiTheme="majorHAnsi" w:hAnsiTheme="majorHAnsi" w:cstheme="majorHAnsi"/>
+          <w:lang w:val="en-IN"/>
+        </w:rPr>
+        <w:t xml:space="preserve">Cardinality </w:t>
+      </w:r>
+    </w:p>
+    <w:p>
+      <w:pPr>
+        <w:numPr>
+          <w:ilvl w:val="0"/>
+          <w:numId w:val="76"/>
+        </w:numPr>
+        <w:tabs>
+          <w:tab w:val="clear" w:pos="720"/>
+          <w:tab w:val="num" w:pos="1440"/>
+        </w:tabs>
+        <w:spacing w:after="0"/>
+        <w:ind w:left="1440"/>
+        <w:rPr>
+          <w:rFonts w:asciiTheme="majorHAnsi" w:hAnsiTheme="majorHAnsi" w:cstheme="majorHAnsi"/>
+          <w:lang w:val="en-IN"/>
+        </w:rPr>
+      </w:pPr>
+      <w:r>
+        <w:rPr>
+          <w:rFonts w:asciiTheme="majorHAnsi" w:hAnsiTheme="majorHAnsi" w:cstheme="majorHAnsi"/>
+          <w:lang w:val="en-IN"/>
+        </w:rPr>
+        <w:t>Clustering information</w:t>
+      </w:r>
+    </w:p>
+    <w:p>
+      <w:pPr>
         <w:tabs>
           <w:tab w:val="num" w:pos="1440"/>
         </w:tabs>
@@ -8860,16 +8983,6 @@
     <w:p>
       <w:pPr>
         <w:spacing w:after="0"/>
-        <w:ind w:left="720"/>
-        <w:rPr>
-          <w:rFonts w:asciiTheme="majorHAnsi" w:hAnsiTheme="majorHAnsi" w:cstheme="majorHAnsi"/>
-          <w:lang w:val="en-IN"/>
-        </w:rPr>
-      </w:pPr>
-    </w:p>
-    <w:p>
-      <w:pPr>
-        <w:spacing w:after="0"/>
         <w:rPr>
           <w:rFonts w:asciiTheme="majorHAnsi" w:hAnsiTheme="majorHAnsi" w:cstheme="majorHAnsi"/>
         </w:rPr>
@@ -9129,76 +9242,31 @@
     <w:p>
       <w:pPr>
         <w:spacing w:after="0"/>
+        <w:rPr>
+          <w:rFonts w:asciiTheme="majorHAnsi" w:hAnsiTheme="majorHAnsi" w:cstheme="majorHAnsi"/>
+        </w:rPr>
+      </w:pPr>
+      <w:r>
+        <w:rPr>
+          <w:rFonts w:asciiTheme="majorHAnsi" w:hAnsiTheme="majorHAnsi" w:cstheme="majorHAnsi"/>
+          <w:b/>
+        </w:rPr>
+        <w:t>What is LOAD utility?</w:t>
+      </w:r>
+    </w:p>
+    <w:p>
+      <w:pPr>
+        <w:spacing w:after="0"/>
         <w:ind w:firstLine="720"/>
         <w:rPr>
           <w:rFonts w:asciiTheme="majorHAnsi" w:hAnsiTheme="majorHAnsi" w:cstheme="majorHAnsi"/>
         </w:rPr>
       </w:pPr>
-    </w:p>
-    <w:p>
-      <w:pPr>
-        <w:spacing w:after="0"/>
-        <w:ind w:firstLine="720"/>
-        <w:rPr>
-          <w:rFonts w:asciiTheme="majorHAnsi" w:hAnsiTheme="majorHAnsi" w:cstheme="majorHAnsi"/>
-        </w:rPr>
-      </w:pPr>
-    </w:p>
-    <w:p>
-      <w:pPr>
-        <w:spacing w:after="0"/>
-        <w:ind w:firstLine="720"/>
-        <w:rPr>
-          <w:rFonts w:asciiTheme="majorHAnsi" w:hAnsiTheme="majorHAnsi" w:cstheme="majorHAnsi"/>
-        </w:rPr>
-      </w:pPr>
-    </w:p>
-    <w:p>
-      <w:pPr>
-        <w:spacing w:after="0"/>
-        <w:ind w:firstLine="720"/>
-        <w:rPr>
-          <w:rFonts w:asciiTheme="majorHAnsi" w:hAnsiTheme="majorHAnsi" w:cstheme="majorHAnsi"/>
-        </w:rPr>
-      </w:pPr>
-    </w:p>
-    <w:p>
-      <w:pPr>
-        <w:spacing w:after="0"/>
-        <w:ind w:firstLine="720"/>
-        <w:rPr>
-          <w:rFonts w:asciiTheme="majorHAnsi" w:hAnsiTheme="majorHAnsi" w:cstheme="majorHAnsi"/>
-        </w:rPr>
-      </w:pPr>
-    </w:p>
-    <w:p>
-      <w:pPr>
-        <w:spacing w:after="0"/>
-        <w:rPr>
-          <w:rFonts w:asciiTheme="majorHAnsi" w:hAnsiTheme="majorHAnsi" w:cstheme="majorHAnsi"/>
-        </w:rPr>
-      </w:pPr>
-      <w:r>
-        <w:rPr>
-          <w:rFonts w:asciiTheme="majorHAnsi" w:hAnsiTheme="majorHAnsi" w:cstheme="majorHAnsi"/>
-          <w:b/>
+      <w:r>
+        <w:rPr>
+          <w:rFonts w:asciiTheme="majorHAnsi" w:hAnsiTheme="majorHAnsi" w:cstheme="majorHAnsi"/>
         </w:rPr>
         <w:lastRenderedPageBreak/>
-        <w:t>What is LOAD utility?</w:t>
-      </w:r>
-    </w:p>
-    <w:p>
-      <w:pPr>
-        <w:spacing w:after="0"/>
-        <w:ind w:firstLine="720"/>
-        <w:rPr>
-          <w:rFonts w:asciiTheme="majorHAnsi" w:hAnsiTheme="majorHAnsi" w:cstheme="majorHAnsi"/>
-        </w:rPr>
-      </w:pPr>
-      <w:r>
-        <w:rPr>
-          <w:rFonts w:asciiTheme="majorHAnsi" w:hAnsiTheme="majorHAnsi" w:cstheme="majorHAnsi"/>
-        </w:rPr>
         <w:t>LOAD is a DB2 utility used to efficiently insert large volumes of data into a table, bypassing normal SQL INSERT processing.</w:t>
       </w:r>
     </w:p>
@@ -9981,7 +10049,6 @@
           <w:rFonts w:asciiTheme="majorHAnsi" w:hAnsiTheme="majorHAnsi" w:cstheme="majorHAnsi"/>
           <w:lang w:val="en-IN"/>
         </w:rPr>
-        <w:lastRenderedPageBreak/>
         <w:t>Faster than dropping and recreating manually</w:t>
       </w:r>
     </w:p>
@@ -10526,6 +10593,14 @@
     <w:p>
       <w:pPr>
         <w:spacing w:after="0"/>
+        <w:rPr>
+          <w:rFonts w:asciiTheme="majorHAnsi" w:hAnsiTheme="majorHAnsi" w:cstheme="majorHAnsi"/>
+        </w:rPr>
+      </w:pPr>
+    </w:p>
+    <w:p>
+      <w:pPr>
+        <w:spacing w:after="0"/>
         <w:jc w:val="center"/>
         <w:rPr>
           <w:rFonts w:asciiTheme="majorHAnsi" w:hAnsiTheme="majorHAnsi" w:cstheme="majorHAnsi"/>
@@ -11555,6 +11630,184 @@
     </w:p>
     <w:p>
       <w:pPr>
+        <w:tabs>
+          <w:tab w:val="num" w:pos="1080"/>
+        </w:tabs>
+        <w:spacing w:after="0"/>
+        <w:ind w:left="1080"/>
+        <w:rPr>
+          <w:rFonts w:asciiTheme="majorHAnsi" w:hAnsiTheme="majorHAnsi" w:cstheme="majorHAnsi"/>
+          <w:lang w:val="en-IN"/>
+        </w:rPr>
+      </w:pPr>
+    </w:p>
+    <w:p>
+      <w:pPr>
+        <w:spacing w:after="0"/>
+        <w:ind w:left="360"/>
+        <w:rPr>
+          <w:rFonts w:asciiTheme="majorHAnsi" w:hAnsiTheme="majorHAnsi" w:cstheme="majorHAnsi"/>
+          <w:lang w:val="en-IN"/>
+        </w:rPr>
+      </w:pPr>
+      <w:r>
+        <w:rPr>
+          <w:rFonts w:ascii="Segoe UI Emoji" w:hAnsi="Segoe UI Emoji" w:cs="Segoe UI Emoji"/>
+          <w:lang w:val="en-IN"/>
+        </w:rPr>
+        <w:t>🔹</w:t>
+      </w:r>
+      <w:r>
+        <w:rPr>
+          <w:rFonts w:asciiTheme="majorHAnsi" w:hAnsiTheme="majorHAnsi" w:cstheme="majorHAnsi"/>
+          <w:lang w:val="en-IN"/>
+        </w:rPr>
+        <w:t xml:space="preserve"> Common Causes of Slow SQL</w:t>
+      </w:r>
+    </w:p>
+    <w:p>
+      <w:pPr>
+        <w:numPr>
+          <w:ilvl w:val="0"/>
+          <w:numId w:val="59"/>
+        </w:numPr>
+        <w:tabs>
+          <w:tab w:val="clear" w:pos="720"/>
+          <w:tab w:val="num" w:pos="1080"/>
+        </w:tabs>
+        <w:spacing w:after="0"/>
+        <w:ind w:left="1080"/>
+        <w:rPr>
+          <w:rFonts w:asciiTheme="majorHAnsi" w:hAnsiTheme="majorHAnsi" w:cstheme="majorHAnsi"/>
+          <w:lang w:val="en-IN"/>
+        </w:rPr>
+      </w:pPr>
+      <w:r>
+        <w:rPr>
+          <w:rFonts w:asciiTheme="majorHAnsi" w:hAnsiTheme="majorHAnsi" w:cstheme="majorHAnsi"/>
+          <w:lang w:val="en-IN"/>
+        </w:rPr>
+        <w:t xml:space="preserve">Full table scan on large table </w:t>
+      </w:r>
+    </w:p>
+    <w:p>
+      <w:pPr>
+        <w:numPr>
+          <w:ilvl w:val="0"/>
+          <w:numId w:val="59"/>
+        </w:numPr>
+        <w:tabs>
+          <w:tab w:val="clear" w:pos="720"/>
+          <w:tab w:val="num" w:pos="1080"/>
+        </w:tabs>
+        <w:spacing w:after="0"/>
+        <w:ind w:left="1080"/>
+        <w:rPr>
+          <w:rFonts w:asciiTheme="majorHAnsi" w:hAnsiTheme="majorHAnsi" w:cstheme="majorHAnsi"/>
+          <w:lang w:val="en-IN"/>
+        </w:rPr>
+      </w:pPr>
+      <w:r>
+        <w:rPr>
+          <w:rFonts w:asciiTheme="majorHAnsi" w:hAnsiTheme="majorHAnsi" w:cstheme="majorHAnsi"/>
+          <w:lang w:val="en-IN"/>
+        </w:rPr>
+        <w:t xml:space="preserve">Missing index </w:t>
+      </w:r>
+    </w:p>
+    <w:p>
+      <w:pPr>
+        <w:numPr>
+          <w:ilvl w:val="0"/>
+          <w:numId w:val="59"/>
+        </w:numPr>
+        <w:tabs>
+          <w:tab w:val="clear" w:pos="720"/>
+          <w:tab w:val="num" w:pos="1080"/>
+        </w:tabs>
+        <w:spacing w:after="0"/>
+        <w:ind w:left="1080"/>
+        <w:rPr>
+          <w:rFonts w:asciiTheme="majorHAnsi" w:hAnsiTheme="majorHAnsi" w:cstheme="majorHAnsi"/>
+          <w:lang w:val="en-IN"/>
+        </w:rPr>
+      </w:pPr>
+      <w:r>
+        <w:rPr>
+          <w:rFonts w:asciiTheme="majorHAnsi" w:hAnsiTheme="majorHAnsi" w:cstheme="majorHAnsi"/>
+          <w:lang w:val="en-IN"/>
+        </w:rPr>
+        <w:t>Non-</w:t>
+      </w:r>
+      <w:proofErr w:type="spellStart"/>
+      <w:r>
+        <w:rPr>
+          <w:rFonts w:asciiTheme="majorHAnsi" w:hAnsiTheme="majorHAnsi" w:cstheme="majorHAnsi"/>
+          <w:lang w:val="en-IN"/>
+        </w:rPr>
+        <w:t>SARGable</w:t>
+      </w:r>
+      <w:proofErr w:type="spellEnd"/>
+      <w:r>
+        <w:rPr>
+          <w:rFonts w:asciiTheme="majorHAnsi" w:hAnsiTheme="majorHAnsi" w:cstheme="majorHAnsi"/>
+          <w:lang w:val="en-IN"/>
+        </w:rPr>
+        <w:t xml:space="preserve"> predicates </w:t>
+      </w:r>
+    </w:p>
+    <w:p>
+      <w:pPr>
+        <w:numPr>
+          <w:ilvl w:val="0"/>
+          <w:numId w:val="59"/>
+        </w:numPr>
+        <w:tabs>
+          <w:tab w:val="clear" w:pos="720"/>
+          <w:tab w:val="num" w:pos="1080"/>
+        </w:tabs>
+        <w:spacing w:after="0"/>
+        <w:ind w:left="1080"/>
+        <w:rPr>
+          <w:rFonts w:asciiTheme="majorHAnsi" w:hAnsiTheme="majorHAnsi" w:cstheme="majorHAnsi"/>
+          <w:lang w:val="en-IN"/>
+        </w:rPr>
+      </w:pPr>
+      <w:r>
+        <w:rPr>
+          <w:rFonts w:asciiTheme="majorHAnsi" w:hAnsiTheme="majorHAnsi" w:cstheme="majorHAnsi"/>
+          <w:lang w:val="en-IN"/>
+        </w:rPr>
+        <w:t xml:space="preserve">Wrong join order </w:t>
+      </w:r>
+    </w:p>
+    <w:p>
+      <w:pPr>
+        <w:numPr>
+          <w:ilvl w:val="0"/>
+          <w:numId w:val="59"/>
+        </w:numPr>
+        <w:tabs>
+          <w:tab w:val="clear" w:pos="720"/>
+          <w:tab w:val="num" w:pos="1080"/>
+        </w:tabs>
+        <w:spacing w:after="0"/>
+        <w:ind w:left="1080"/>
+        <w:rPr>
+          <w:rFonts w:asciiTheme="majorHAnsi" w:hAnsiTheme="majorHAnsi" w:cstheme="majorHAnsi"/>
+          <w:lang w:val="en-IN"/>
+        </w:rPr>
+      </w:pPr>
+      <w:r>
+        <w:rPr>
+          <w:rFonts w:asciiTheme="majorHAnsi" w:hAnsiTheme="majorHAnsi" w:cstheme="majorHAnsi"/>
+          <w:lang w:val="en-IN"/>
+        </w:rPr>
+        <w:t>Outdated statistics</w:t>
+      </w:r>
+    </w:p>
+    <w:p>
+      <w:pPr>
         <w:spacing w:after="0"/>
         <w:rPr>
           <w:rFonts w:asciiTheme="majorHAnsi" w:hAnsiTheme="majorHAnsi" w:cstheme="majorHAnsi"/>
@@ -11789,7 +12042,6 @@
           <w:sz w:val="28"/>
           <w:szCs w:val="28"/>
         </w:rPr>
-        <w:lastRenderedPageBreak/>
         <w:t>Performance Troubleshooting</w:t>
       </w:r>
     </w:p>
@@ -12724,36 +12976,7 @@
     </w:p>
     <w:p>
       <w:pPr>
-        <w:spacing w:after="0"/>
-        <w:ind w:left="360"/>
-        <w:rPr>
-          <w:rFonts w:asciiTheme="majorHAnsi" w:hAnsiTheme="majorHAnsi" w:cstheme="majorHAnsi"/>
-          <w:lang w:val="en-IN"/>
-        </w:rPr>
-      </w:pPr>
-      <w:r>
-        <w:rPr>
-          <w:rFonts w:ascii="Segoe UI Emoji" w:hAnsi="Segoe UI Emoji" w:cs="Segoe UI Emoji"/>
-          <w:lang w:val="en-IN"/>
-        </w:rPr>
-        <w:t>🔹</w:t>
-      </w:r>
-      <w:r>
-        <w:rPr>
-          <w:rFonts w:asciiTheme="majorHAnsi" w:hAnsiTheme="majorHAnsi" w:cstheme="majorHAnsi"/>
-          <w:lang w:val="en-IN"/>
-        </w:rPr>
-        <w:t xml:space="preserve"> Common Causes of Slow SQL</w:t>
-      </w:r>
-    </w:p>
-    <w:p>
-      <w:pPr>
-        <w:numPr>
-          <w:ilvl w:val="0"/>
-          <w:numId w:val="59"/>
-        </w:numPr>
-        <w:tabs>
-          <w:tab w:val="clear" w:pos="720"/>
+        <w:tabs>
           <w:tab w:val="num" w:pos="1080"/>
         </w:tabs>
         <w:spacing w:after="0"/>
@@ -12763,129 +12986,6 @@
           <w:lang w:val="en-IN"/>
         </w:rPr>
       </w:pPr>
-      <w:r>
-        <w:rPr>
-          <w:rFonts w:asciiTheme="majorHAnsi" w:hAnsiTheme="majorHAnsi" w:cstheme="majorHAnsi"/>
-          <w:lang w:val="en-IN"/>
-        </w:rPr>
-        <w:t xml:space="preserve">Full table scan on large table </w:t>
-      </w:r>
-    </w:p>
-    <w:p>
-      <w:pPr>
-        <w:numPr>
-          <w:ilvl w:val="0"/>
-          <w:numId w:val="59"/>
-        </w:numPr>
-        <w:tabs>
-          <w:tab w:val="clear" w:pos="720"/>
-          <w:tab w:val="num" w:pos="1080"/>
-        </w:tabs>
-        <w:spacing w:after="0"/>
-        <w:ind w:left="1080"/>
-        <w:rPr>
-          <w:rFonts w:asciiTheme="majorHAnsi" w:hAnsiTheme="majorHAnsi" w:cstheme="majorHAnsi"/>
-          <w:lang w:val="en-IN"/>
-        </w:rPr>
-      </w:pPr>
-      <w:r>
-        <w:rPr>
-          <w:rFonts w:asciiTheme="majorHAnsi" w:hAnsiTheme="majorHAnsi" w:cstheme="majorHAnsi"/>
-          <w:lang w:val="en-IN"/>
-        </w:rPr>
-        <w:t xml:space="preserve">Missing index </w:t>
-      </w:r>
-    </w:p>
-    <w:p>
-      <w:pPr>
-        <w:numPr>
-          <w:ilvl w:val="0"/>
-          <w:numId w:val="59"/>
-        </w:numPr>
-        <w:tabs>
-          <w:tab w:val="clear" w:pos="720"/>
-          <w:tab w:val="num" w:pos="1080"/>
-        </w:tabs>
-        <w:spacing w:after="0"/>
-        <w:ind w:left="1080"/>
-        <w:rPr>
-          <w:rFonts w:asciiTheme="majorHAnsi" w:hAnsiTheme="majorHAnsi" w:cstheme="majorHAnsi"/>
-          <w:lang w:val="en-IN"/>
-        </w:rPr>
-      </w:pPr>
-      <w:r>
-        <w:rPr>
-          <w:rFonts w:asciiTheme="majorHAnsi" w:hAnsiTheme="majorHAnsi" w:cstheme="majorHAnsi"/>
-          <w:lang w:val="en-IN"/>
-        </w:rPr>
-        <w:t>Non-</w:t>
-      </w:r>
-      <w:proofErr w:type="spellStart"/>
-      <w:r>
-        <w:rPr>
-          <w:rFonts w:asciiTheme="majorHAnsi" w:hAnsiTheme="majorHAnsi" w:cstheme="majorHAnsi"/>
-          <w:lang w:val="en-IN"/>
-        </w:rPr>
-        <w:t>SARGable</w:t>
-      </w:r>
-      <w:proofErr w:type="spellEnd"/>
-      <w:r>
-        <w:rPr>
-          <w:rFonts w:asciiTheme="majorHAnsi" w:hAnsiTheme="majorHAnsi" w:cstheme="majorHAnsi"/>
-          <w:lang w:val="en-IN"/>
-        </w:rPr>
-        <w:t xml:space="preserve"> predicates </w:t>
-      </w:r>
-    </w:p>
-    <w:p>
-      <w:pPr>
-        <w:numPr>
-          <w:ilvl w:val="0"/>
-          <w:numId w:val="59"/>
-        </w:numPr>
-        <w:tabs>
-          <w:tab w:val="clear" w:pos="720"/>
-          <w:tab w:val="num" w:pos="1080"/>
-        </w:tabs>
-        <w:spacing w:after="0"/>
-        <w:ind w:left="1080"/>
-        <w:rPr>
-          <w:rFonts w:asciiTheme="majorHAnsi" w:hAnsiTheme="majorHAnsi" w:cstheme="majorHAnsi"/>
-          <w:lang w:val="en-IN"/>
-        </w:rPr>
-      </w:pPr>
-      <w:r>
-        <w:rPr>
-          <w:rFonts w:asciiTheme="majorHAnsi" w:hAnsiTheme="majorHAnsi" w:cstheme="majorHAnsi"/>
-          <w:lang w:val="en-IN"/>
-        </w:rPr>
-        <w:t xml:space="preserve">Wrong join order </w:t>
-      </w:r>
-    </w:p>
-    <w:p>
-      <w:pPr>
-        <w:numPr>
-          <w:ilvl w:val="0"/>
-          <w:numId w:val="59"/>
-        </w:numPr>
-        <w:tabs>
-          <w:tab w:val="clear" w:pos="720"/>
-          <w:tab w:val="num" w:pos="1080"/>
-        </w:tabs>
-        <w:spacing w:after="0"/>
-        <w:ind w:left="1080"/>
-        <w:rPr>
-          <w:rFonts w:asciiTheme="majorHAnsi" w:hAnsiTheme="majorHAnsi" w:cstheme="majorHAnsi"/>
-          <w:lang w:val="en-IN"/>
-        </w:rPr>
-      </w:pPr>
-      <w:r>
-        <w:rPr>
-          <w:rFonts w:asciiTheme="majorHAnsi" w:hAnsiTheme="majorHAnsi" w:cstheme="majorHAnsi"/>
-          <w:lang w:val="en-IN"/>
-        </w:rPr>
-        <w:t>Outdated statistics</w:t>
-      </w:r>
     </w:p>
     <w:p>
       <w:pPr>
@@ -12899,7 +12999,6 @@
           <w:rFonts w:asciiTheme="majorHAnsi" w:hAnsiTheme="majorHAnsi" w:cstheme="majorHAnsi"/>
           <w:b/>
         </w:rPr>
-        <w:lastRenderedPageBreak/>
         <w:t>What if query suddenly becomes slow?</w:t>
       </w:r>
     </w:p>
@@ -13869,6 +13968,7 @@
           <w:rFonts w:asciiTheme="majorHAnsi" w:hAnsiTheme="majorHAnsi" w:cstheme="majorHAnsi"/>
           <w:lang w:val="en-IN"/>
         </w:rPr>
+        <w:lastRenderedPageBreak/>
         <w:t xml:space="preserve">Helps optimizer pick correct join order </w:t>
       </w:r>
     </w:p>
@@ -13890,7 +13990,6 @@
           <w:bCs/>
           <w:lang w:val="en-IN"/>
         </w:rPr>
-        <w:lastRenderedPageBreak/>
         <w:t>8. Avoid Cartesian Join</w:t>
       </w:r>
     </w:p>
@@ -14913,7 +15012,6 @@
           <w:rFonts w:asciiTheme="majorHAnsi" w:hAnsiTheme="majorHAnsi" w:cstheme="majorHAnsi"/>
           <w:b/>
         </w:rPr>
-        <w:lastRenderedPageBreak/>
         <w:t>Why avoid SELECT *?</w:t>
       </w:r>
     </w:p>
@@ -15357,7 +15455,14 @@
         <w:rPr>
           <w:rFonts w:asciiTheme="majorHAnsi" w:hAnsiTheme="majorHAnsi" w:cstheme="majorHAnsi"/>
         </w:rPr>
-        <w:t>Adjusting memory pools to optimize page caching. This concept is important in production DB2 systems because it directly affects query performance, resource utilization, and database scalability. In real enterprise environments such as banking or insurance systems running on IBM z/OS, understanding this helps developers design efficient SQL, reduce I/O, and support high</w:t>
+        <w:t xml:space="preserve">Adjusting memory pools to optimize page caching. This concept is important in production DB2 systems because it directly affects query performance, resource utilization, and database scalability. In real enterprise environments such as </w:t>
+      </w:r>
+      <w:r>
+        <w:rPr>
+          <w:rFonts w:asciiTheme="majorHAnsi" w:hAnsiTheme="majorHAnsi" w:cstheme="majorHAnsi"/>
+        </w:rPr>
+        <w:lastRenderedPageBreak/>
+        <w:t>banking or insurance systems running on IBM z/OS, understanding this helps developers design efficient SQL, reduce I/O, and support high</w:t>
       </w:r>
       <w:r>
         <w:rPr>
@@ -15786,351 +15891,357 @@
         <w:rPr>
           <w:rFonts w:asciiTheme="majorHAnsi" w:hAnsiTheme="majorHAnsi" w:cstheme="majorHAnsi"/>
         </w:rPr>
+        <w:t>Combination of nested loop and merge join techniques. This concept is important in production DB2 systems because it directly affects query performance, resource utilization, and database scalability. In real enterprise environments such as banking or insurance systems running on IBM z/OS, understanding this helps developers design efficient SQL, reduce I/O, and support high</w:t>
+      </w:r>
+      <w:r>
+        <w:rPr>
+          <w:rFonts w:ascii="Cambria Math" w:hAnsi="Cambria Math" w:cs="Cambria Math"/>
+        </w:rPr>
+        <w:t>‑</w:t>
+      </w:r>
+      <w:r>
+        <w:rPr>
+          <w:rFonts w:asciiTheme="majorHAnsi" w:hAnsiTheme="majorHAnsi" w:cstheme="majorHAnsi"/>
+        </w:rPr>
+        <w:t>volume transaction processing.</w:t>
+      </w:r>
+    </w:p>
+    <w:p>
+      <w:pPr>
+        <w:spacing w:after="0"/>
+        <w:rPr>
+          <w:rFonts w:asciiTheme="majorHAnsi" w:hAnsiTheme="majorHAnsi" w:cstheme="majorHAnsi"/>
+        </w:rPr>
+      </w:pPr>
+    </w:p>
+    <w:p>
+      <w:pPr>
+        <w:spacing w:after="0"/>
+        <w:rPr>
+          <w:rFonts w:asciiTheme="majorHAnsi" w:hAnsiTheme="majorHAnsi" w:cstheme="majorHAnsi"/>
+        </w:rPr>
+      </w:pPr>
+      <w:r>
+        <w:rPr>
+          <w:rFonts w:asciiTheme="majorHAnsi" w:hAnsiTheme="majorHAnsi" w:cstheme="majorHAnsi"/>
+          <w:b/>
+        </w:rPr>
+        <w:t>What affects join performance?</w:t>
+      </w:r>
+    </w:p>
+    <w:p>
+      <w:pPr>
+        <w:spacing w:after="0"/>
+        <w:rPr>
+          <w:rFonts w:asciiTheme="majorHAnsi" w:hAnsiTheme="majorHAnsi" w:cstheme="majorHAnsi"/>
+        </w:rPr>
+      </w:pPr>
+      <w:r>
+        <w:rPr>
+          <w:rFonts w:asciiTheme="majorHAnsi" w:hAnsiTheme="majorHAnsi" w:cstheme="majorHAnsi"/>
+        </w:rPr>
+        <w:t>Indexes, table size, join predicates, and join order. This concept is important in production DB2 systems because it directly affects query performance, resource utilization, and database scalability. In real enterprise environments such as banking or insurance systems running on IBM z/OS, understanding this helps developers design efficient SQL, reduce I/O, and support high</w:t>
+      </w:r>
+      <w:r>
+        <w:rPr>
+          <w:rFonts w:ascii="Cambria Math" w:hAnsi="Cambria Math" w:cs="Cambria Math"/>
+        </w:rPr>
+        <w:t>‑</w:t>
+      </w:r>
+      <w:r>
+        <w:rPr>
+          <w:rFonts w:asciiTheme="majorHAnsi" w:hAnsiTheme="majorHAnsi" w:cstheme="majorHAnsi"/>
+        </w:rPr>
+        <w:t>volume transaction processing.</w:t>
+      </w:r>
+    </w:p>
+    <w:p>
+      <w:pPr>
+        <w:spacing w:after="0"/>
+        <w:rPr>
+          <w:rFonts w:asciiTheme="majorHAnsi" w:hAnsiTheme="majorHAnsi" w:cstheme="majorHAnsi"/>
+        </w:rPr>
+      </w:pPr>
+    </w:p>
+    <w:p>
+      <w:pPr>
+        <w:spacing w:after="0"/>
+        <w:rPr>
+          <w:rFonts w:asciiTheme="majorHAnsi" w:hAnsiTheme="majorHAnsi" w:cstheme="majorHAnsi"/>
+        </w:rPr>
+      </w:pPr>
+      <w:r>
+        <w:rPr>
+          <w:rFonts w:asciiTheme="majorHAnsi" w:hAnsiTheme="majorHAnsi" w:cstheme="majorHAnsi"/>
+          <w:b/>
+        </w:rPr>
+        <w:t>How do indexes help joins?</w:t>
+      </w:r>
+    </w:p>
+    <w:p>
+      <w:pPr>
+        <w:spacing w:after="0"/>
+        <w:rPr>
+          <w:rFonts w:asciiTheme="majorHAnsi" w:hAnsiTheme="majorHAnsi" w:cstheme="majorHAnsi"/>
+        </w:rPr>
+      </w:pPr>
+      <w:r>
+        <w:rPr>
+          <w:rFonts w:asciiTheme="majorHAnsi" w:hAnsiTheme="majorHAnsi" w:cstheme="majorHAnsi"/>
+        </w:rPr>
+        <w:t>They reduce rows scanned during join operations. This concept is important in production DB2 systems because it directly affects query performance, resource utilization, and database scalability. In real enterprise environments such as banking or insurance systems running on IBM z/OS, understanding this helps developers design efficient SQL, reduce I/O, and support high</w:t>
+      </w:r>
+      <w:r>
+        <w:rPr>
+          <w:rFonts w:ascii="Cambria Math" w:hAnsi="Cambria Math" w:cs="Cambria Math"/>
+        </w:rPr>
+        <w:t>‑</w:t>
+      </w:r>
+      <w:r>
+        <w:rPr>
+          <w:rFonts w:asciiTheme="majorHAnsi" w:hAnsiTheme="majorHAnsi" w:cstheme="majorHAnsi"/>
+        </w:rPr>
+        <w:t>volume transaction processing.</w:t>
+      </w:r>
+    </w:p>
+    <w:p>
+      <w:pPr>
+        <w:spacing w:after="0"/>
+        <w:rPr>
+          <w:rFonts w:asciiTheme="majorHAnsi" w:hAnsiTheme="majorHAnsi" w:cstheme="majorHAnsi"/>
+        </w:rPr>
+      </w:pPr>
+    </w:p>
+    <w:p>
+      <w:pPr>
+        <w:spacing w:after="0"/>
+        <w:rPr>
+          <w:rFonts w:asciiTheme="majorHAnsi" w:hAnsiTheme="majorHAnsi" w:cstheme="majorHAnsi"/>
+        </w:rPr>
+      </w:pPr>
+      <w:r>
+        <w:rPr>
+          <w:rFonts w:asciiTheme="majorHAnsi" w:hAnsiTheme="majorHAnsi" w:cstheme="majorHAnsi"/>
+          <w:b/>
+        </w:rPr>
+        <w:t>What happens when joins lack indexes?</w:t>
+      </w:r>
+    </w:p>
+    <w:p>
+      <w:pPr>
+        <w:spacing w:after="0"/>
+        <w:rPr>
+          <w:rFonts w:asciiTheme="majorHAnsi" w:hAnsiTheme="majorHAnsi" w:cstheme="majorHAnsi"/>
+        </w:rPr>
+      </w:pPr>
+      <w:r>
+        <w:rPr>
+          <w:rFonts w:asciiTheme="majorHAnsi" w:hAnsiTheme="majorHAnsi" w:cstheme="majorHAnsi"/>
+        </w:rPr>
+        <w:t>DB2 may perform expensive tablespace scans. This concept is important in production DB2 systems because it directly affects query performance, resource utilization, and database scalability. In real enterprise environments such as banking or insurance systems running on IBM z/OS, understanding this helps developers design efficient SQL, reduce I/O, and support high</w:t>
+      </w:r>
+      <w:r>
+        <w:rPr>
+          <w:rFonts w:ascii="Cambria Math" w:hAnsi="Cambria Math" w:cs="Cambria Math"/>
+        </w:rPr>
+        <w:t>‑</w:t>
+      </w:r>
+      <w:r>
+        <w:rPr>
+          <w:rFonts w:asciiTheme="majorHAnsi" w:hAnsiTheme="majorHAnsi" w:cstheme="majorHAnsi"/>
+        </w:rPr>
+        <w:t>volume transaction processing.</w:t>
+      </w:r>
+    </w:p>
+    <w:p>
+      <w:pPr>
+        <w:spacing w:after="0"/>
+        <w:rPr>
+          <w:rFonts w:asciiTheme="majorHAnsi" w:hAnsiTheme="majorHAnsi" w:cstheme="majorHAnsi"/>
+        </w:rPr>
+      </w:pPr>
+    </w:p>
+    <w:p>
+      <w:pPr>
+        <w:spacing w:after="0"/>
+        <w:rPr>
+          <w:rFonts w:asciiTheme="majorHAnsi" w:hAnsiTheme="majorHAnsi" w:cstheme="majorHAnsi"/>
+        </w:rPr>
+      </w:pPr>
+      <w:r>
+        <w:rPr>
+          <w:rFonts w:asciiTheme="majorHAnsi" w:hAnsiTheme="majorHAnsi" w:cstheme="majorHAnsi"/>
+          <w:b/>
+        </w:rPr>
+        <w:t>What is join predicate?</w:t>
+      </w:r>
+    </w:p>
+    <w:p>
+      <w:pPr>
+        <w:spacing w:after="0"/>
+        <w:rPr>
+          <w:rFonts w:asciiTheme="majorHAnsi" w:hAnsiTheme="majorHAnsi" w:cstheme="majorHAnsi"/>
+        </w:rPr>
+      </w:pPr>
+      <w:r>
+        <w:rPr>
+          <w:rFonts w:asciiTheme="majorHAnsi" w:hAnsiTheme="majorHAnsi" w:cstheme="majorHAnsi"/>
+        </w:rPr>
+        <w:t>Condition used to join two tables. This concept is important in production DB2 systems because it directly affects query performance, resource utilization, and database scalability. In real enterprise environments such as banking or insurance systems running on IBM z/OS, understanding this helps developers design efficient SQL, reduce I/O, and support high</w:t>
+      </w:r>
+      <w:r>
+        <w:rPr>
+          <w:rFonts w:ascii="Cambria Math" w:hAnsi="Cambria Math" w:cs="Cambria Math"/>
+        </w:rPr>
+        <w:t>‑</w:t>
+      </w:r>
+      <w:r>
+        <w:rPr>
+          <w:rFonts w:asciiTheme="majorHAnsi" w:hAnsiTheme="majorHAnsi" w:cstheme="majorHAnsi"/>
+        </w:rPr>
+        <w:t>volume transaction processing.</w:t>
+      </w:r>
+    </w:p>
+    <w:p>
+      <w:pPr>
+        <w:spacing w:after="0"/>
+        <w:rPr>
+          <w:rFonts w:asciiTheme="majorHAnsi" w:hAnsiTheme="majorHAnsi" w:cstheme="majorHAnsi"/>
+        </w:rPr>
+      </w:pPr>
+    </w:p>
+    <w:p>
+      <w:pPr>
+        <w:spacing w:after="0"/>
+        <w:rPr>
+          <w:rFonts w:asciiTheme="majorHAnsi" w:hAnsiTheme="majorHAnsi" w:cstheme="majorHAnsi"/>
+        </w:rPr>
+      </w:pPr>
+      <w:r>
+        <w:rPr>
+          <w:rFonts w:asciiTheme="majorHAnsi" w:hAnsiTheme="majorHAnsi" w:cstheme="majorHAnsi"/>
+          <w:b/>
+        </w:rPr>
+        <w:t>What is outer join?</w:t>
+      </w:r>
+    </w:p>
+    <w:p>
+      <w:pPr>
+        <w:spacing w:after="0"/>
+        <w:rPr>
+          <w:rFonts w:asciiTheme="majorHAnsi" w:hAnsiTheme="majorHAnsi" w:cstheme="majorHAnsi"/>
+        </w:rPr>
+      </w:pPr>
+      <w:r>
+        <w:rPr>
+          <w:rFonts w:asciiTheme="majorHAnsi" w:hAnsiTheme="majorHAnsi" w:cstheme="majorHAnsi"/>
+        </w:rPr>
+        <w:t>Join returning unmatched rows from one table. This concept is important in production DB2 systems because it directly affects query performance, resource utilization, and database scalability. In real enterprise environments such as banking or insurance systems running on IBM z/OS, understanding this helps developers design efficient SQL, reduce I/O, and support high</w:t>
+      </w:r>
+      <w:r>
+        <w:rPr>
+          <w:rFonts w:ascii="Cambria Math" w:hAnsi="Cambria Math" w:cs="Cambria Math"/>
+        </w:rPr>
+        <w:t>‑</w:t>
+      </w:r>
+      <w:r>
+        <w:rPr>
+          <w:rFonts w:asciiTheme="majorHAnsi" w:hAnsiTheme="majorHAnsi" w:cstheme="majorHAnsi"/>
+        </w:rPr>
+        <w:t>volume transaction processing.</w:t>
+      </w:r>
+    </w:p>
+    <w:p>
+      <w:pPr>
+        <w:spacing w:after="0"/>
+        <w:rPr>
+          <w:rFonts w:asciiTheme="majorHAnsi" w:hAnsiTheme="majorHAnsi" w:cstheme="majorHAnsi"/>
+        </w:rPr>
+      </w:pPr>
+    </w:p>
+    <w:p>
+      <w:pPr>
+        <w:spacing w:after="0"/>
+        <w:rPr>
+          <w:rFonts w:asciiTheme="majorHAnsi" w:hAnsiTheme="majorHAnsi" w:cstheme="majorHAnsi"/>
+        </w:rPr>
+      </w:pPr>
+      <w:r>
+        <w:rPr>
+          <w:rFonts w:asciiTheme="majorHAnsi" w:hAnsiTheme="majorHAnsi" w:cstheme="majorHAnsi"/>
+          <w:b/>
+        </w:rPr>
+        <w:t>What is inner join?</w:t>
+      </w:r>
+    </w:p>
+    <w:p>
+      <w:pPr>
+        <w:spacing w:after="0"/>
+        <w:rPr>
+          <w:rFonts w:asciiTheme="majorHAnsi" w:hAnsiTheme="majorHAnsi" w:cstheme="majorHAnsi"/>
+        </w:rPr>
+      </w:pPr>
+      <w:r>
+        <w:rPr>
+          <w:rFonts w:asciiTheme="majorHAnsi" w:hAnsiTheme="majorHAnsi" w:cstheme="majorHAnsi"/>
+        </w:rPr>
+        <w:t>Join returning rows matching in both tables. This concept is important in production DB2 systems because it directly affects query performance, resource utilization, and database scalability. In real enterprise environments such as banking or insurance systems running on IBM z/OS, understanding this helps developers design efficient SQL, reduce I/O, and support high</w:t>
+      </w:r>
+      <w:r>
+        <w:rPr>
+          <w:rFonts w:ascii="Cambria Math" w:hAnsi="Cambria Math" w:cs="Cambria Math"/>
+        </w:rPr>
+        <w:t>‑</w:t>
+      </w:r>
+      <w:r>
+        <w:rPr>
+          <w:rFonts w:asciiTheme="majorHAnsi" w:hAnsiTheme="majorHAnsi" w:cstheme="majorHAnsi"/>
+        </w:rPr>
+        <w:t>volume transaction processing.</w:t>
+      </w:r>
+    </w:p>
+    <w:p>
+      <w:pPr>
+        <w:spacing w:after="0"/>
+        <w:rPr>
+          <w:rFonts w:asciiTheme="majorHAnsi" w:hAnsiTheme="majorHAnsi" w:cstheme="majorHAnsi"/>
+        </w:rPr>
+      </w:pPr>
+    </w:p>
+    <w:p>
+      <w:pPr>
+        <w:spacing w:after="0"/>
+        <w:rPr>
+          <w:rFonts w:asciiTheme="majorHAnsi" w:hAnsiTheme="majorHAnsi" w:cstheme="majorHAnsi"/>
+        </w:rPr>
+      </w:pPr>
+      <w:r>
+        <w:rPr>
+          <w:rFonts w:asciiTheme="majorHAnsi" w:hAnsiTheme="majorHAnsi" w:cstheme="majorHAnsi"/>
+          <w:b/>
+        </w:rPr>
+        <w:t>What is star join optimization?</w:t>
+      </w:r>
+    </w:p>
+    <w:p>
+      <w:pPr>
+        <w:spacing w:after="0"/>
+        <w:rPr>
+          <w:rFonts w:asciiTheme="majorHAnsi" w:hAnsiTheme="majorHAnsi" w:cstheme="majorHAnsi"/>
+        </w:rPr>
+      </w:pPr>
+      <w:r>
+        <w:rPr>
+          <w:rFonts w:asciiTheme="majorHAnsi" w:hAnsiTheme="majorHAnsi" w:cstheme="majorHAnsi"/>
+        </w:rPr>
+        <w:t xml:space="preserve">Optimization used for data warehouse star schema queries. This concept is important in production DB2 systems because it directly affects query performance, resource utilization, and database scalability. In real enterprise </w:t>
+      </w:r>
+      <w:r>
+        <w:rPr>
+          <w:rFonts w:asciiTheme="majorHAnsi" w:hAnsiTheme="majorHAnsi" w:cstheme="majorHAnsi"/>
+        </w:rPr>
         <w:lastRenderedPageBreak/>
-        <w:t>Combination of nested loop and merge join techniques. This concept is important in production DB2 systems because it directly affects query performance, resource utilization, and database scalability. In real enterprise environments such as banking or insurance systems running on IBM z/OS, understanding this helps developers design efficient SQL, reduce I/O, and support high</w:t>
-      </w:r>
-      <w:r>
-        <w:rPr>
-          <w:rFonts w:ascii="Cambria Math" w:hAnsi="Cambria Math" w:cs="Cambria Math"/>
-        </w:rPr>
-        <w:t>‑</w:t>
-      </w:r>
-      <w:r>
-        <w:rPr>
-          <w:rFonts w:asciiTheme="majorHAnsi" w:hAnsiTheme="majorHAnsi" w:cstheme="majorHAnsi"/>
-        </w:rPr>
-        <w:t>volume transaction processing.</w:t>
-      </w:r>
-    </w:p>
-    <w:p>
-      <w:pPr>
-        <w:spacing w:after="0"/>
-        <w:rPr>
-          <w:rFonts w:asciiTheme="majorHAnsi" w:hAnsiTheme="majorHAnsi" w:cstheme="majorHAnsi"/>
-        </w:rPr>
-      </w:pPr>
-    </w:p>
-    <w:p>
-      <w:pPr>
-        <w:spacing w:after="0"/>
-        <w:rPr>
-          <w:rFonts w:asciiTheme="majorHAnsi" w:hAnsiTheme="majorHAnsi" w:cstheme="majorHAnsi"/>
-        </w:rPr>
-      </w:pPr>
-      <w:r>
-        <w:rPr>
-          <w:rFonts w:asciiTheme="majorHAnsi" w:hAnsiTheme="majorHAnsi" w:cstheme="majorHAnsi"/>
-          <w:b/>
-        </w:rPr>
-        <w:t>What affects join performance?</w:t>
-      </w:r>
-    </w:p>
-    <w:p>
-      <w:pPr>
-        <w:spacing w:after="0"/>
-        <w:rPr>
-          <w:rFonts w:asciiTheme="majorHAnsi" w:hAnsiTheme="majorHAnsi" w:cstheme="majorHAnsi"/>
-        </w:rPr>
-      </w:pPr>
-      <w:r>
-        <w:rPr>
-          <w:rFonts w:asciiTheme="majorHAnsi" w:hAnsiTheme="majorHAnsi" w:cstheme="majorHAnsi"/>
-        </w:rPr>
-        <w:t>Indexes, table size, join predicates, and join order. This concept is important in production DB2 systems because it directly affects query performance, resource utilization, and database scalability. In real enterprise environments such as banking or insurance systems running on IBM z/OS, understanding this helps developers design efficient SQL, reduce I/O, and support high</w:t>
-      </w:r>
-      <w:r>
-        <w:rPr>
-          <w:rFonts w:ascii="Cambria Math" w:hAnsi="Cambria Math" w:cs="Cambria Math"/>
-        </w:rPr>
-        <w:t>‑</w:t>
-      </w:r>
-      <w:r>
-        <w:rPr>
-          <w:rFonts w:asciiTheme="majorHAnsi" w:hAnsiTheme="majorHAnsi" w:cstheme="majorHAnsi"/>
-        </w:rPr>
-        <w:t>volume transaction processing.</w:t>
-      </w:r>
-    </w:p>
-    <w:p>
-      <w:pPr>
-        <w:spacing w:after="0"/>
-        <w:rPr>
-          <w:rFonts w:asciiTheme="majorHAnsi" w:hAnsiTheme="majorHAnsi" w:cstheme="majorHAnsi"/>
-        </w:rPr>
-      </w:pPr>
-    </w:p>
-    <w:p>
-      <w:pPr>
-        <w:spacing w:after="0"/>
-        <w:rPr>
-          <w:rFonts w:asciiTheme="majorHAnsi" w:hAnsiTheme="majorHAnsi" w:cstheme="majorHAnsi"/>
-        </w:rPr>
-      </w:pPr>
-      <w:r>
-        <w:rPr>
-          <w:rFonts w:asciiTheme="majorHAnsi" w:hAnsiTheme="majorHAnsi" w:cstheme="majorHAnsi"/>
-          <w:b/>
-        </w:rPr>
-        <w:t>How do indexes help joins?</w:t>
-      </w:r>
-    </w:p>
-    <w:p>
-      <w:pPr>
-        <w:spacing w:after="0"/>
-        <w:rPr>
-          <w:rFonts w:asciiTheme="majorHAnsi" w:hAnsiTheme="majorHAnsi" w:cstheme="majorHAnsi"/>
-        </w:rPr>
-      </w:pPr>
-      <w:r>
-        <w:rPr>
-          <w:rFonts w:asciiTheme="majorHAnsi" w:hAnsiTheme="majorHAnsi" w:cstheme="majorHAnsi"/>
-        </w:rPr>
-        <w:t>They reduce rows scanned during join operations. This concept is important in production DB2 systems because it directly affects query performance, resource utilization, and database scalability. In real enterprise environments such as banking or insurance systems running on IBM z/OS, understanding this helps developers design efficient SQL, reduce I/O, and support high</w:t>
-      </w:r>
-      <w:r>
-        <w:rPr>
-          <w:rFonts w:ascii="Cambria Math" w:hAnsi="Cambria Math" w:cs="Cambria Math"/>
-        </w:rPr>
-        <w:t>‑</w:t>
-      </w:r>
-      <w:r>
-        <w:rPr>
-          <w:rFonts w:asciiTheme="majorHAnsi" w:hAnsiTheme="majorHAnsi" w:cstheme="majorHAnsi"/>
-        </w:rPr>
-        <w:t>volume transaction processing.</w:t>
-      </w:r>
-    </w:p>
-    <w:p>
-      <w:pPr>
-        <w:spacing w:after="0"/>
-        <w:rPr>
-          <w:rFonts w:asciiTheme="majorHAnsi" w:hAnsiTheme="majorHAnsi" w:cstheme="majorHAnsi"/>
-        </w:rPr>
-      </w:pPr>
-    </w:p>
-    <w:p>
-      <w:pPr>
-        <w:spacing w:after="0"/>
-        <w:rPr>
-          <w:rFonts w:asciiTheme="majorHAnsi" w:hAnsiTheme="majorHAnsi" w:cstheme="majorHAnsi"/>
-        </w:rPr>
-      </w:pPr>
-      <w:r>
-        <w:rPr>
-          <w:rFonts w:asciiTheme="majorHAnsi" w:hAnsiTheme="majorHAnsi" w:cstheme="majorHAnsi"/>
-          <w:b/>
-        </w:rPr>
-        <w:t>What happens when joins lack indexes?</w:t>
-      </w:r>
-    </w:p>
-    <w:p>
-      <w:pPr>
-        <w:spacing w:after="0"/>
-        <w:rPr>
-          <w:rFonts w:asciiTheme="majorHAnsi" w:hAnsiTheme="majorHAnsi" w:cstheme="majorHAnsi"/>
-        </w:rPr>
-      </w:pPr>
-      <w:r>
-        <w:rPr>
-          <w:rFonts w:asciiTheme="majorHAnsi" w:hAnsiTheme="majorHAnsi" w:cstheme="majorHAnsi"/>
-        </w:rPr>
-        <w:t>DB2 may perform expensive tablespace scans. This concept is important in production DB2 systems because it directly affects query performance, resource utilization, and database scalability. In real enterprise environments such as banking or insurance systems running on IBM z/OS, understanding this helps developers design efficient SQL, reduce I/O, and support high</w:t>
-      </w:r>
-      <w:r>
-        <w:rPr>
-          <w:rFonts w:ascii="Cambria Math" w:hAnsi="Cambria Math" w:cs="Cambria Math"/>
-        </w:rPr>
-        <w:t>‑</w:t>
-      </w:r>
-      <w:r>
-        <w:rPr>
-          <w:rFonts w:asciiTheme="majorHAnsi" w:hAnsiTheme="majorHAnsi" w:cstheme="majorHAnsi"/>
-        </w:rPr>
-        <w:t>volume transaction processing.</w:t>
-      </w:r>
-    </w:p>
-    <w:p>
-      <w:pPr>
-        <w:spacing w:after="0"/>
-        <w:rPr>
-          <w:rFonts w:asciiTheme="majorHAnsi" w:hAnsiTheme="majorHAnsi" w:cstheme="majorHAnsi"/>
-        </w:rPr>
-      </w:pPr>
-    </w:p>
-    <w:p>
-      <w:pPr>
-        <w:spacing w:after="0"/>
-        <w:rPr>
-          <w:rFonts w:asciiTheme="majorHAnsi" w:hAnsiTheme="majorHAnsi" w:cstheme="majorHAnsi"/>
-        </w:rPr>
-      </w:pPr>
-      <w:r>
-        <w:rPr>
-          <w:rFonts w:asciiTheme="majorHAnsi" w:hAnsiTheme="majorHAnsi" w:cstheme="majorHAnsi"/>
-          <w:b/>
-        </w:rPr>
-        <w:t>What is join predicate?</w:t>
-      </w:r>
-    </w:p>
-    <w:p>
-      <w:pPr>
-        <w:spacing w:after="0"/>
-        <w:rPr>
-          <w:rFonts w:asciiTheme="majorHAnsi" w:hAnsiTheme="majorHAnsi" w:cstheme="majorHAnsi"/>
-        </w:rPr>
-      </w:pPr>
-      <w:r>
-        <w:rPr>
-          <w:rFonts w:asciiTheme="majorHAnsi" w:hAnsiTheme="majorHAnsi" w:cstheme="majorHAnsi"/>
-        </w:rPr>
-        <w:t>Condition used to join two tables. This concept is important in production DB2 systems because it directly affects query performance, resource utilization, and database scalability. In real enterprise environments such as banking or insurance systems running on IBM z/OS, understanding this helps developers design efficient SQL, reduce I/O, and support high</w:t>
-      </w:r>
-      <w:r>
-        <w:rPr>
-          <w:rFonts w:ascii="Cambria Math" w:hAnsi="Cambria Math" w:cs="Cambria Math"/>
-        </w:rPr>
-        <w:t>‑</w:t>
-      </w:r>
-      <w:r>
-        <w:rPr>
-          <w:rFonts w:asciiTheme="majorHAnsi" w:hAnsiTheme="majorHAnsi" w:cstheme="majorHAnsi"/>
-        </w:rPr>
-        <w:t>volume transaction processing.</w:t>
-      </w:r>
-    </w:p>
-    <w:p>
-      <w:pPr>
-        <w:spacing w:after="0"/>
-        <w:rPr>
-          <w:rFonts w:asciiTheme="majorHAnsi" w:hAnsiTheme="majorHAnsi" w:cstheme="majorHAnsi"/>
-        </w:rPr>
-      </w:pPr>
-    </w:p>
-    <w:p>
-      <w:pPr>
-        <w:spacing w:after="0"/>
-        <w:rPr>
-          <w:rFonts w:asciiTheme="majorHAnsi" w:hAnsiTheme="majorHAnsi" w:cstheme="majorHAnsi"/>
-        </w:rPr>
-      </w:pPr>
-      <w:r>
-        <w:rPr>
-          <w:rFonts w:asciiTheme="majorHAnsi" w:hAnsiTheme="majorHAnsi" w:cstheme="majorHAnsi"/>
-          <w:b/>
-        </w:rPr>
-        <w:t>What is outer join?</w:t>
-      </w:r>
-    </w:p>
-    <w:p>
-      <w:pPr>
-        <w:spacing w:after="0"/>
-        <w:rPr>
-          <w:rFonts w:asciiTheme="majorHAnsi" w:hAnsiTheme="majorHAnsi" w:cstheme="majorHAnsi"/>
-        </w:rPr>
-      </w:pPr>
-      <w:r>
-        <w:rPr>
-          <w:rFonts w:asciiTheme="majorHAnsi" w:hAnsiTheme="majorHAnsi" w:cstheme="majorHAnsi"/>
-        </w:rPr>
-        <w:t>Join returning unmatched rows from one table. This concept is important in production DB2 systems because it directly affects query performance, resource utilization, and database scalability. In real enterprise environments such as banking or insurance systems running on IBM z/OS, understanding this helps developers design efficient SQL, reduce I/O, and support high</w:t>
-      </w:r>
-      <w:r>
-        <w:rPr>
-          <w:rFonts w:ascii="Cambria Math" w:hAnsi="Cambria Math" w:cs="Cambria Math"/>
-        </w:rPr>
-        <w:t>‑</w:t>
-      </w:r>
-      <w:r>
-        <w:rPr>
-          <w:rFonts w:asciiTheme="majorHAnsi" w:hAnsiTheme="majorHAnsi" w:cstheme="majorHAnsi"/>
-        </w:rPr>
-        <w:t>volume transaction processing.</w:t>
-      </w:r>
-    </w:p>
-    <w:p>
-      <w:pPr>
-        <w:spacing w:after="0"/>
-        <w:rPr>
-          <w:rFonts w:asciiTheme="majorHAnsi" w:hAnsiTheme="majorHAnsi" w:cstheme="majorHAnsi"/>
-        </w:rPr>
-      </w:pPr>
-    </w:p>
-    <w:p>
-      <w:pPr>
-        <w:spacing w:after="0"/>
-        <w:rPr>
-          <w:rFonts w:asciiTheme="majorHAnsi" w:hAnsiTheme="majorHAnsi" w:cstheme="majorHAnsi"/>
-        </w:rPr>
-      </w:pPr>
-      <w:r>
-        <w:rPr>
-          <w:rFonts w:asciiTheme="majorHAnsi" w:hAnsiTheme="majorHAnsi" w:cstheme="majorHAnsi"/>
-          <w:b/>
-        </w:rPr>
-        <w:t>What is inner join?</w:t>
-      </w:r>
-    </w:p>
-    <w:p>
-      <w:pPr>
-        <w:spacing w:after="0"/>
-        <w:rPr>
-          <w:rFonts w:asciiTheme="majorHAnsi" w:hAnsiTheme="majorHAnsi" w:cstheme="majorHAnsi"/>
-        </w:rPr>
-      </w:pPr>
-      <w:r>
-        <w:rPr>
-          <w:rFonts w:asciiTheme="majorHAnsi" w:hAnsiTheme="majorHAnsi" w:cstheme="majorHAnsi"/>
-        </w:rPr>
-        <w:t>Join returning rows matching in both tables. This concept is important in production DB2 systems because it directly affects query performance, resource utilization, and database scalability. In real enterprise environments such as banking or insurance systems running on IBM z/OS, understanding this helps developers design efficient SQL, reduce I/O, and support high</w:t>
-      </w:r>
-      <w:r>
-        <w:rPr>
-          <w:rFonts w:ascii="Cambria Math" w:hAnsi="Cambria Math" w:cs="Cambria Math"/>
-        </w:rPr>
-        <w:t>‑</w:t>
-      </w:r>
-      <w:r>
-        <w:rPr>
-          <w:rFonts w:asciiTheme="majorHAnsi" w:hAnsiTheme="majorHAnsi" w:cstheme="majorHAnsi"/>
-        </w:rPr>
-        <w:t>volume transaction processing.</w:t>
-      </w:r>
-    </w:p>
-    <w:p>
-      <w:pPr>
-        <w:spacing w:after="0"/>
-        <w:rPr>
-          <w:rFonts w:asciiTheme="majorHAnsi" w:hAnsiTheme="majorHAnsi" w:cstheme="majorHAnsi"/>
-        </w:rPr>
-      </w:pPr>
-    </w:p>
-    <w:p>
-      <w:pPr>
-        <w:spacing w:after="0"/>
-        <w:rPr>
-          <w:rFonts w:asciiTheme="majorHAnsi" w:hAnsiTheme="majorHAnsi" w:cstheme="majorHAnsi"/>
-        </w:rPr>
-      </w:pPr>
-      <w:r>
-        <w:rPr>
-          <w:rFonts w:asciiTheme="majorHAnsi" w:hAnsiTheme="majorHAnsi" w:cstheme="majorHAnsi"/>
-          <w:b/>
-        </w:rPr>
-        <w:t>What is star join optimization?</w:t>
-      </w:r>
-    </w:p>
-    <w:p>
-      <w:pPr>
-        <w:spacing w:after="0"/>
-        <w:rPr>
-          <w:rFonts w:asciiTheme="majorHAnsi" w:hAnsiTheme="majorHAnsi" w:cstheme="majorHAnsi"/>
-        </w:rPr>
-      </w:pPr>
-      <w:r>
-        <w:rPr>
-          <w:rFonts w:asciiTheme="majorHAnsi" w:hAnsiTheme="majorHAnsi" w:cstheme="majorHAnsi"/>
-        </w:rPr>
-        <w:t>Optimization used for data warehouse star schema queries. This concept is important in production DB2 systems because it directly affects query performance, resource utilization, and database scalability. In real enterprise environments such as banking or insurance systems running on IBM z/OS, understanding this helps developers design efficient SQL, reduce I/O, and support high</w:t>
+        <w:t>environments such as banking or insurance systems running on IBM z/OS, understanding this helps developers design efficient SQL, reduce I/O, and support high</w:t>
       </w:r>
       <w:r>
         <w:rPr>
@@ -27743,7 +27854,6 @@
   <w:style w:type="character" w:default="1" w:styleId="DefaultParagraphFont">
     <w:name w:val="Default Paragraph Font"/>
     <w:uiPriority w:val="1"/>
-    <w:semiHidden/>
     <w:unhideWhenUsed/>
   </w:style>
   <w:style w:type="table" w:default="1" w:styleId="TableNormal">
